--- a/TS-Kramam/TS-6.5/TS 6.5 Tamil Krama Paatam Corrections.docx
+++ b/TS-Kramam/TS-6.5/TS 6.5 Tamil Krama Paatam Corrections.docx
@@ -1843,6 +1843,630 @@
                 <w:sz w:val="28"/>
                 <w:szCs w:val="28"/>
                 <w:lang w:bidi="ta-IN"/>
+              </w:rPr>
+              <w:t xml:space="preserve"> |</w:t>
+            </w:r>
+          </w:p>
+        </w:tc>
+      </w:tr>
+      <w:tr>
+        <w:trPr>
+          <w:trHeight w:val="1117"/>
+        </w:trPr>
+        <w:tc>
+          <w:tcPr>
+            <w:tcW w:w="3877" w:type="dxa"/>
+          </w:tcPr>
+          <w:p>
+            <w:pPr>
+              <w:widowControl w:val="0"/>
+              <w:tabs>
+                <w:tab w:val="left" w:pos="993"/>
+              </w:tabs>
+              <w:autoSpaceDE w:val="0"/>
+              <w:autoSpaceDN w:val="0"/>
+              <w:adjustRightInd w:val="0"/>
+              <w:spacing w:before="0" w:line="240" w:lineRule="auto"/>
+              <w:ind w:right="297"/>
+              <w:rPr>
+                <w:rFonts w:cs="Arial"/>
+                <w:b/>
+                <w:sz w:val="28"/>
+                <w:szCs w:val="28"/>
+              </w:rPr>
+            </w:pPr>
+            <w:r>
+              <w:rPr>
+                <w:rFonts w:cs="Arial"/>
+                <w:b/>
+                <w:sz w:val="28"/>
+                <w:szCs w:val="28"/>
+              </w:rPr>
+              <w:t>T.S.6.5.</w:t>
+            </w:r>
+            <w:r>
+              <w:rPr>
+                <w:rFonts w:cs="Arial"/>
+                <w:b/>
+                <w:sz w:val="28"/>
+                <w:szCs w:val="28"/>
+              </w:rPr>
+              <w:t>10.3</w:t>
+            </w:r>
+            <w:r>
+              <w:rPr>
+                <w:rFonts w:cs="Arial"/>
+                <w:b/>
+                <w:sz w:val="28"/>
+                <w:szCs w:val="28"/>
+              </w:rPr>
+              <w:t xml:space="preserve"> – Kramam</w:t>
+            </w:r>
+          </w:p>
+          <w:p>
+            <w:pPr>
+              <w:widowControl w:val="0"/>
+              <w:tabs>
+                <w:tab w:val="left" w:pos="993"/>
+              </w:tabs>
+              <w:autoSpaceDE w:val="0"/>
+              <w:autoSpaceDN w:val="0"/>
+              <w:adjustRightInd w:val="0"/>
+              <w:spacing w:before="0" w:line="240" w:lineRule="auto"/>
+              <w:ind w:right="297"/>
+              <w:rPr>
+                <w:rFonts w:cs="Arial"/>
+                <w:b/>
+                <w:sz w:val="28"/>
+                <w:szCs w:val="28"/>
+                <w:lang w:val="en-IN"/>
+              </w:rPr>
+            </w:pPr>
+            <w:r>
+              <w:rPr>
+                <w:rFonts w:cs="Arial"/>
+                <w:b/>
+                <w:sz w:val="28"/>
+                <w:szCs w:val="28"/>
+                <w:lang w:val="en-IN"/>
+              </w:rPr>
+              <w:t>Krama Vaakyam No.– 41</w:t>
+            </w:r>
+          </w:p>
+          <w:p>
+            <w:pPr>
+              <w:widowControl w:val="0"/>
+              <w:tabs>
+                <w:tab w:val="left" w:pos="993"/>
+              </w:tabs>
+              <w:autoSpaceDE w:val="0"/>
+              <w:autoSpaceDN w:val="0"/>
+              <w:adjustRightInd w:val="0"/>
+              <w:spacing w:before="0" w:line="240" w:lineRule="auto"/>
+              <w:ind w:right="297"/>
+              <w:rPr>
+                <w:rFonts w:cs="Arial"/>
+                <w:b/>
+                <w:sz w:val="28"/>
+                <w:szCs w:val="28"/>
+                <w:lang w:val="it-IT"/>
+              </w:rPr>
+            </w:pPr>
+            <w:r>
+              <w:rPr>
+                <w:rFonts w:cs="Arial"/>
+                <w:b/>
+                <w:sz w:val="28"/>
+                <w:szCs w:val="28"/>
+                <w:lang w:val="it-IT"/>
+              </w:rPr>
+              <w:t>Panchaati No. - 3</w:t>
+            </w:r>
+            <w:r>
+              <w:rPr>
+                <w:rFonts w:cs="Arial"/>
+                <w:b/>
+                <w:sz w:val="28"/>
+                <w:szCs w:val="28"/>
+                <w:lang w:val="it-IT"/>
+              </w:rPr>
+              <w:t>8</w:t>
+            </w:r>
+          </w:p>
+        </w:tc>
+        <w:tc>
+          <w:tcPr>
+            <w:tcW w:w="4738" w:type="dxa"/>
+          </w:tcPr>
+          <w:p>
+            <w:pPr>
+              <w:widowControl w:val="0"/>
+              <w:autoSpaceDE w:val="0"/>
+              <w:autoSpaceDN w:val="0"/>
+              <w:adjustRightInd w:val="0"/>
+              <w:spacing w:before="0" w:line="240" w:lineRule="auto"/>
+              <w:rPr>
+                <w:rFonts w:ascii="BRH Devanagari Extra" w:hAnsi="BRH Devanagari Extra" w:cs="BRH Devanagari Extra"/>
+                <w:sz w:val="40"/>
+                <w:szCs w:val="40"/>
+                <w:lang w:val="it-IT"/>
+              </w:rPr>
+            </w:pPr>
+            <w:r>
+              <w:rPr>
+                <w:rFonts w:ascii="Latha" w:hAnsi="Latha" w:cs="Latha"/>
+                <w:sz w:val="28"/>
+                <w:szCs w:val="28"/>
+                <w:cs/>
+                <w:lang w:bidi="ta-IN"/>
+              </w:rPr>
+              <w:t>ஆ</w:t>
+            </w:r>
+            <w:r>
+              <w:rPr>
+                <w:rFonts w:ascii="BRH Tamil Tab Extra" w:hAnsi="BRH Tamil Tab Extra" w:cs="Latha"/>
+                <w:b/>
+                <w:sz w:val="32"/>
+                <w:szCs w:val="28"/>
+                <w:lang w:val="it-IT" w:bidi="ta-IN"/>
+              </w:rPr>
+              <w:t>…</w:t>
+            </w:r>
+            <w:r>
+              <w:rPr>
+                <w:rFonts w:ascii="Latha" w:hAnsi="Latha" w:cs="Latha"/>
+                <w:sz w:val="28"/>
+                <w:szCs w:val="28"/>
+                <w:cs/>
+                <w:lang w:bidi="ta-IN"/>
+              </w:rPr>
+              <w:t>ஹ்</w:t>
+            </w:r>
+            <w:r>
+              <w:rPr>
+                <w:rFonts w:ascii="Latha" w:hAnsi="Latha" w:cs="Latha"/>
+                <w:b/>
+                <w:bCs/>
+                <w:i/>
+                <w:iCs/>
+                <w:sz w:val="28"/>
+                <w:szCs w:val="28"/>
+                <w:cs/>
+                <w:lang w:bidi="ta-IN"/>
+              </w:rPr>
+              <w:t>ரு</w:t>
+            </w:r>
+            <w:r>
+              <w:rPr>
+                <w:rFonts w:ascii="Latha" w:hAnsi="Latha" w:cs="Latha"/>
+                <w:sz w:val="28"/>
+                <w:szCs w:val="28"/>
+                <w:cs/>
+                <w:lang w:bidi="ta-IN"/>
+              </w:rPr>
+              <w:t>த்ய</w:t>
+            </w:r>
+            <w:r>
+              <w:rPr>
+                <w:rFonts w:ascii="BRH Tamil Tab Extra" w:hAnsi="BRH Tamil Tab Extra" w:cs="Latha"/>
+                <w:b/>
+                <w:sz w:val="32"/>
+                <w:szCs w:val="28"/>
+                <w:lang w:val="it-IT" w:bidi="ta-IN"/>
+              </w:rPr>
+              <w:t>…</w:t>
+            </w:r>
+            <w:r>
+              <w:rPr>
+                <w:rFonts w:ascii="Latha" w:hAnsi="Latha" w:cs="Latha"/>
+                <w:sz w:val="28"/>
+                <w:szCs w:val="28"/>
+                <w:lang w:val="it-IT" w:bidi="ta-IN"/>
+              </w:rPr>
+              <w:t xml:space="preserve"> </w:t>
+            </w:r>
+            <w:r>
+              <w:rPr>
+                <w:rFonts w:ascii="Latha" w:hAnsi="Latha" w:cs="Latha"/>
+                <w:sz w:val="28"/>
+                <w:szCs w:val="28"/>
+                <w:cs/>
+                <w:lang w:bidi="ta-IN"/>
+              </w:rPr>
+              <w:t>ப்ர</w:t>
+            </w:r>
+            <w:r>
+              <w:rPr>
+                <w:rFonts w:ascii="Latha" w:hAnsi="Latha" w:cs="Latha"/>
+                <w:sz w:val="28"/>
+                <w:szCs w:val="28"/>
+                <w:lang w:val="it-IT" w:bidi="ta-IN"/>
+              </w:rPr>
+              <w:t xml:space="preserve"> | </w:t>
+            </w:r>
+            <w:r>
+              <w:rPr>
+                <w:rFonts w:ascii="Latha" w:hAnsi="Latha" w:cs="Latha"/>
+                <w:sz w:val="28"/>
+                <w:szCs w:val="28"/>
+                <w:cs/>
+                <w:lang w:bidi="ta-IN"/>
+              </w:rPr>
+              <w:t>ஆ</w:t>
+            </w:r>
+            <w:r>
+              <w:rPr>
+                <w:rFonts w:ascii="BRH Tamil Tab Extra" w:hAnsi="BRH Tamil Tab Extra" w:cs="Latha"/>
+                <w:b/>
+                <w:sz w:val="32"/>
+                <w:szCs w:val="28"/>
+                <w:lang w:val="it-IT" w:bidi="ta-IN"/>
+              </w:rPr>
+              <w:t>…</w:t>
+            </w:r>
+            <w:r>
+              <w:rPr>
+                <w:rFonts w:ascii="Latha" w:hAnsi="Latha" w:cs="Latha"/>
+                <w:sz w:val="28"/>
+                <w:szCs w:val="28"/>
+                <w:cs/>
+                <w:lang w:bidi="ta-IN"/>
+              </w:rPr>
+              <w:t>ஹ்</w:t>
+            </w:r>
+            <w:r>
+              <w:rPr>
+                <w:rFonts w:ascii="Latha" w:hAnsi="Latha" w:cs="Latha"/>
+                <w:b/>
+                <w:bCs/>
+                <w:i/>
+                <w:iCs/>
+                <w:sz w:val="28"/>
+                <w:szCs w:val="28"/>
+                <w:cs/>
+                <w:lang w:bidi="ta-IN"/>
+              </w:rPr>
+              <w:t>ரு</w:t>
+            </w:r>
+            <w:r>
+              <w:rPr>
+                <w:rFonts w:ascii="Latha" w:hAnsi="Latha" w:cs="Latha"/>
+                <w:sz w:val="28"/>
+                <w:szCs w:val="28"/>
+                <w:highlight w:val="yellow"/>
+                <w:cs/>
+                <w:lang w:bidi="ta-IN"/>
+              </w:rPr>
+              <w:t>தேத்</w:t>
+            </w:r>
+            <w:r>
+              <w:rPr>
+                <w:rFonts w:ascii="Latha" w:hAnsi="Latha" w:cs="Latha"/>
+                <w:sz w:val="28"/>
+                <w:szCs w:val="28"/>
+                <w:cs/>
+                <w:lang w:bidi="ta-IN"/>
+              </w:rPr>
+              <w:t>யா</w:t>
+            </w:r>
+            <w:r>
+              <w:rPr>
+                <w:rFonts w:ascii="BRH Tamil Tab Extra" w:hAnsi="BRH Tamil Tab Extra" w:cs="Latha"/>
+                <w:b/>
+                <w:sz w:val="36"/>
+                <w:szCs w:val="28"/>
+                <w:lang w:val="it-IT" w:bidi="ta-IN"/>
+              </w:rPr>
+              <w:t>‡</w:t>
+            </w:r>
+            <w:r>
+              <w:rPr>
+                <w:rFonts w:ascii="Latha" w:hAnsi="Latha" w:cs="Latha"/>
+                <w:sz w:val="28"/>
+                <w:szCs w:val="28"/>
+                <w:lang w:val="it-IT" w:bidi="ta-IN"/>
+              </w:rPr>
+              <w:t xml:space="preserve"> - </w:t>
+            </w:r>
+            <w:r>
+              <w:rPr>
+                <w:rFonts w:ascii="Latha" w:hAnsi="Latha" w:cs="Latha"/>
+                <w:sz w:val="28"/>
+                <w:szCs w:val="28"/>
+                <w:cs/>
+                <w:lang w:bidi="ta-IN"/>
+              </w:rPr>
+              <w:t>ஹ்</w:t>
+            </w:r>
+            <w:r>
+              <w:rPr>
+                <w:rFonts w:ascii="Latha" w:hAnsi="Latha" w:cs="Latha"/>
+                <w:b/>
+                <w:bCs/>
+                <w:i/>
+                <w:iCs/>
+                <w:sz w:val="28"/>
+                <w:szCs w:val="28"/>
+                <w:cs/>
+                <w:lang w:bidi="ta-IN"/>
+              </w:rPr>
+              <w:t>ரு</w:t>
+            </w:r>
+            <w:r>
+              <w:rPr>
+                <w:rFonts w:ascii="Latha" w:hAnsi="Latha" w:cs="Latha"/>
+                <w:sz w:val="28"/>
+                <w:szCs w:val="28"/>
+                <w:cs/>
+                <w:lang w:bidi="ta-IN"/>
+              </w:rPr>
+              <w:t>த்ய</w:t>
+            </w:r>
+            <w:r>
+              <w:rPr>
+                <w:rFonts w:ascii="BRH Tamil Tab Extra" w:hAnsi="BRH Tamil Tab Extra" w:cs="Latha"/>
+                <w:b/>
+                <w:sz w:val="36"/>
+                <w:szCs w:val="28"/>
+                <w:lang w:val="it-IT" w:bidi="ta-IN"/>
+              </w:rPr>
+              <w:t>†</w:t>
+            </w:r>
+            <w:r>
+              <w:rPr>
+                <w:rFonts w:ascii="Latha" w:hAnsi="Latha" w:cs="Latha"/>
+                <w:sz w:val="28"/>
+                <w:szCs w:val="28"/>
+                <w:lang w:val="it-IT" w:bidi="ta-IN"/>
+              </w:rPr>
+              <w:t xml:space="preserve"> |</w:t>
+            </w:r>
+          </w:p>
+        </w:tc>
+        <w:tc>
+          <w:tcPr>
+            <w:tcW w:w="5220" w:type="dxa"/>
+          </w:tcPr>
+          <w:p>
+            <w:pPr>
+              <w:widowControl w:val="0"/>
+              <w:autoSpaceDE w:val="0"/>
+              <w:autoSpaceDN w:val="0"/>
+              <w:adjustRightInd w:val="0"/>
+              <w:spacing w:before="0" w:line="240" w:lineRule="auto"/>
+              <w:rPr>
+                <w:rFonts w:ascii="BRH Devanagari Extra" w:hAnsi="BRH Devanagari Extra" w:cs="BRH Devanagari Extra"/>
+                <w:sz w:val="40"/>
+                <w:szCs w:val="40"/>
+                <w:lang w:val="it-IT"/>
+              </w:rPr>
+            </w:pPr>
+            <w:r>
+              <w:rPr>
+                <w:rFonts w:ascii="Latha" w:hAnsi="Latha" w:cs="Latha"/>
+                <w:sz w:val="28"/>
+                <w:szCs w:val="28"/>
+                <w:cs/>
+                <w:lang w:bidi="ta-IN"/>
+              </w:rPr>
+              <w:t>ஆ</w:t>
+            </w:r>
+            <w:r>
+              <w:rPr>
+                <w:rFonts w:ascii="BRH Tamil Tab Extra" w:hAnsi="BRH Tamil Tab Extra" w:cs="Latha"/>
+                <w:b/>
+                <w:sz w:val="32"/>
+                <w:szCs w:val="28"/>
+                <w:lang w:val="it-IT" w:bidi="ta-IN"/>
+              </w:rPr>
+              <w:t>…</w:t>
+            </w:r>
+            <w:r>
+              <w:rPr>
+                <w:rFonts w:ascii="Latha" w:hAnsi="Latha" w:cs="Latha"/>
+                <w:sz w:val="28"/>
+                <w:szCs w:val="28"/>
+                <w:cs/>
+                <w:lang w:bidi="ta-IN"/>
+              </w:rPr>
+              <w:t>ஹ்</w:t>
+            </w:r>
+            <w:r>
+              <w:rPr>
+                <w:rFonts w:ascii="Latha" w:hAnsi="Latha" w:cs="Latha"/>
+                <w:b/>
+                <w:bCs/>
+                <w:i/>
+                <w:iCs/>
+                <w:sz w:val="28"/>
+                <w:szCs w:val="28"/>
+                <w:cs/>
+                <w:lang w:bidi="ta-IN"/>
+              </w:rPr>
+              <w:t>ரு</w:t>
+            </w:r>
+            <w:r>
+              <w:rPr>
+                <w:rFonts w:ascii="Latha" w:hAnsi="Latha" w:cs="Latha"/>
+                <w:sz w:val="28"/>
+                <w:szCs w:val="28"/>
+                <w:cs/>
+                <w:lang w:bidi="ta-IN"/>
+              </w:rPr>
+              <w:t>த்ய</w:t>
+            </w:r>
+            <w:r>
+              <w:rPr>
+                <w:rFonts w:ascii="BRH Tamil Tab Extra" w:hAnsi="BRH Tamil Tab Extra" w:cs="Latha"/>
+                <w:b/>
+                <w:sz w:val="32"/>
+                <w:szCs w:val="28"/>
+                <w:lang w:val="it-IT" w:bidi="ta-IN"/>
+              </w:rPr>
+              <w:t>…</w:t>
+            </w:r>
+            <w:r>
+              <w:rPr>
+                <w:rFonts w:ascii="Latha" w:hAnsi="Latha" w:cs="Latha"/>
+                <w:sz w:val="28"/>
+                <w:szCs w:val="28"/>
+                <w:lang w:val="it-IT" w:bidi="ta-IN"/>
+              </w:rPr>
+              <w:t xml:space="preserve"> </w:t>
+            </w:r>
+            <w:r>
+              <w:rPr>
+                <w:rFonts w:ascii="Latha" w:hAnsi="Latha" w:cs="Latha"/>
+                <w:sz w:val="28"/>
+                <w:szCs w:val="28"/>
+                <w:cs/>
+                <w:lang w:bidi="ta-IN"/>
+              </w:rPr>
+              <w:t>ப்ர</w:t>
+            </w:r>
+            <w:r>
+              <w:rPr>
+                <w:rFonts w:ascii="Latha" w:hAnsi="Latha" w:cs="Latha"/>
+                <w:sz w:val="28"/>
+                <w:szCs w:val="28"/>
+                <w:lang w:val="it-IT" w:bidi="ta-IN"/>
+              </w:rPr>
+              <w:t xml:space="preserve"> | </w:t>
+            </w:r>
+            <w:r>
+              <w:rPr>
+                <w:rFonts w:ascii="Latha" w:hAnsi="Latha" w:cs="Latha"/>
+                <w:sz w:val="28"/>
+                <w:szCs w:val="28"/>
+                <w:cs/>
+                <w:lang w:bidi="ta-IN"/>
+              </w:rPr>
+              <w:t>ஆ</w:t>
+            </w:r>
+            <w:r>
+              <w:rPr>
+                <w:rFonts w:ascii="BRH Tamil Tab Extra" w:hAnsi="BRH Tamil Tab Extra" w:cs="Latha"/>
+                <w:b/>
+                <w:sz w:val="32"/>
+                <w:szCs w:val="28"/>
+                <w:lang w:val="it-IT" w:bidi="ta-IN"/>
+              </w:rPr>
+              <w:t>…</w:t>
+            </w:r>
+            <w:r>
+              <w:rPr>
+                <w:rFonts w:ascii="Latha" w:hAnsi="Latha" w:cs="Latha"/>
+                <w:sz w:val="28"/>
+                <w:szCs w:val="28"/>
+                <w:cs/>
+                <w:lang w:bidi="ta-IN"/>
+              </w:rPr>
+              <w:t>ஹ்</w:t>
+            </w:r>
+            <w:r>
+              <w:rPr>
+                <w:rFonts w:ascii="Latha" w:hAnsi="Latha" w:cs="Latha"/>
+                <w:b/>
+                <w:bCs/>
+                <w:i/>
+                <w:iCs/>
+                <w:sz w:val="28"/>
+                <w:szCs w:val="28"/>
+                <w:cs/>
+                <w:lang w:bidi="ta-IN"/>
+              </w:rPr>
+              <w:t>ரு</w:t>
+            </w:r>
+            <w:r>
+              <w:rPr>
+                <w:rFonts w:ascii="Latha" w:hAnsi="Latha" w:cs="Latha"/>
+                <w:sz w:val="28"/>
+                <w:szCs w:val="28"/>
+                <w:highlight w:val="green"/>
+                <w:cs/>
+                <w:lang w:bidi="ta-IN"/>
+              </w:rPr>
+              <w:t>த்யே</w:t>
+            </w:r>
+            <w:r>
+              <w:rPr>
+                <w:rFonts w:ascii="Latha" w:hAnsi="Latha" w:cs="Latha"/>
+                <w:sz w:val="28"/>
+                <w:szCs w:val="28"/>
+                <w:cs/>
+                <w:lang w:bidi="ta-IN"/>
+              </w:rPr>
+              <w:t>த்யா</w:t>
+            </w:r>
+            <w:r>
+              <w:rPr>
+                <w:rFonts w:ascii="BRH Tamil Tab Extra" w:hAnsi="BRH Tamil Tab Extra" w:cs="Latha"/>
+                <w:b/>
+                <w:sz w:val="36"/>
+                <w:szCs w:val="28"/>
+                <w:lang w:val="it-IT" w:bidi="ta-IN"/>
+              </w:rPr>
+              <w:t>‡</w:t>
+            </w:r>
+            <w:r>
+              <w:rPr>
+                <w:rFonts w:ascii="Latha" w:hAnsi="Latha" w:cs="Latha"/>
+                <w:sz w:val="28"/>
+                <w:szCs w:val="28"/>
+                <w:lang w:val="it-IT" w:bidi="ta-IN"/>
+              </w:rPr>
+              <w:t xml:space="preserve"> - </w:t>
+            </w:r>
+            <w:r>
+              <w:rPr>
+                <w:rFonts w:ascii="Latha" w:hAnsi="Latha" w:cs="Latha"/>
+                <w:sz w:val="28"/>
+                <w:szCs w:val="28"/>
+                <w:cs/>
+                <w:lang w:bidi="ta-IN"/>
+              </w:rPr>
+              <w:t>ஹ்</w:t>
+            </w:r>
+            <w:r>
+              <w:rPr>
+                <w:rFonts w:ascii="Latha" w:hAnsi="Latha" w:cs="Latha"/>
+                <w:b/>
+                <w:bCs/>
+                <w:i/>
+                <w:iCs/>
+                <w:sz w:val="28"/>
+                <w:szCs w:val="28"/>
+                <w:cs/>
+                <w:lang w:bidi="ta-IN"/>
+              </w:rPr>
+              <w:t>ரு</w:t>
+            </w:r>
+            <w:r>
+              <w:rPr>
+                <w:rFonts w:ascii="Latha" w:hAnsi="Latha" w:cs="Latha"/>
+                <w:sz w:val="28"/>
+                <w:szCs w:val="28"/>
+                <w:cs/>
+                <w:lang w:bidi="ta-IN"/>
+              </w:rPr>
+              <w:t>த்ய</w:t>
+            </w:r>
+            <w:r>
+              <w:rPr>
+                <w:rFonts w:ascii="BRH Tamil Tab Extra" w:hAnsi="BRH Tamil Tab Extra" w:cs="Latha"/>
+                <w:b/>
+                <w:sz w:val="36"/>
+                <w:szCs w:val="28"/>
+                <w:lang w:val="it-IT" w:bidi="ta-IN"/>
+              </w:rPr>
+              <w:t>†</w:t>
+            </w:r>
+            <w:r>
+              <w:rPr>
+                <w:rFonts w:ascii="Latha" w:hAnsi="Latha" w:cs="Latha"/>
+                <w:sz w:val="28"/>
+                <w:szCs w:val="28"/>
+                <w:lang w:val="it-IT" w:bidi="ta-IN"/>
               </w:rPr>
               <w:t xml:space="preserve"> |</w:t>
             </w:r>

--- a/TS-Kramam/TS-6.5/TS 6.5 Tamil Krama Paatam Corrections.docx
+++ b/TS-Kramam/TS-6.5/TS 6.5 Tamil Krama Paatam Corrections.docx
@@ -88,12 +88,11 @@
         <w:rPr>
           <w:b/>
           <w:bCs/>
-          <w:color w:val="EE0000"/>
           <w:sz w:val="32"/>
           <w:szCs w:val="32"/>
           <w:u w:val="single"/>
         </w:rPr>
-        <w:t>xxxxxxxxxxx</w:t>
+        <w:t>31st Oct 2026</w:t>
       </w:r>
     </w:p>
     <w:p>
@@ -2555,78 +2554,6 @@
           <w:u w:val="single"/>
         </w:rPr>
       </w:pPr>
-    </w:p>
-    <w:p>
-      <w:pPr>
-        <w:jc w:val="center"/>
-        <w:rPr>
-          <w:b/>
-          <w:bCs/>
-          <w:sz w:val="32"/>
-          <w:szCs w:val="32"/>
-          <w:u w:val="single"/>
-        </w:rPr>
-      </w:pPr>
-    </w:p>
-    <w:p>
-      <w:pPr>
-        <w:jc w:val="center"/>
-        <w:rPr>
-          <w:b/>
-          <w:bCs/>
-          <w:sz w:val="32"/>
-          <w:szCs w:val="32"/>
-          <w:u w:val="single"/>
-        </w:rPr>
-      </w:pPr>
-    </w:p>
-    <w:p>
-      <w:pPr>
-        <w:jc w:val="center"/>
-        <w:rPr>
-          <w:b/>
-          <w:bCs/>
-          <w:sz w:val="32"/>
-          <w:szCs w:val="32"/>
-          <w:u w:val="single"/>
-        </w:rPr>
-      </w:pPr>
-    </w:p>
-    <w:p>
-      <w:pPr>
-        <w:jc w:val="center"/>
-        <w:rPr>
-          <w:b/>
-          <w:bCs/>
-          <w:sz w:val="32"/>
-          <w:szCs w:val="32"/>
-          <w:u w:val="single"/>
-        </w:rPr>
-      </w:pPr>
-    </w:p>
-    <w:p>
-      <w:pPr>
-        <w:jc w:val="center"/>
-        <w:rPr>
-          <w:b/>
-          <w:bCs/>
-          <w:sz w:val="32"/>
-          <w:szCs w:val="32"/>
-          <w:u w:val="single"/>
-        </w:rPr>
-      </w:pPr>
-    </w:p>
-    <w:p>
-      <w:pPr>
-        <w:jc w:val="center"/>
-        <w:rPr>
-          <w:b/>
-          <w:bCs/>
-          <w:sz w:val="32"/>
-          <w:szCs w:val="32"/>
-          <w:u w:val="single"/>
-        </w:rPr>
-      </w:pPr>
       <w:r>
         <w:rPr>
           <w:b/>
@@ -2635,6 +2562,7 @@
           <w:szCs w:val="32"/>
           <w:u w:val="single"/>
         </w:rPr>
+        <w:lastRenderedPageBreak/>
         <w:t xml:space="preserve">TS </w:t>
       </w:r>
       <w:r>
@@ -3839,7 +3767,6 @@
                 <w:sz w:val="28"/>
                 <w:szCs w:val="32"/>
               </w:rPr>
-              <w:lastRenderedPageBreak/>
               <w:t>T.S.6.5.1.3 – Kramam</w:t>
             </w:r>
           </w:p>
@@ -5081,6 +5008,7 @@
                 <w:sz w:val="28"/>
                 <w:szCs w:val="32"/>
               </w:rPr>
+              <w:lastRenderedPageBreak/>
               <w:t>T.S.6.5.4.1 – Kramam</w:t>
             </w:r>
           </w:p>
@@ -7535,7 +7463,6 @@
                 <w:cs/>
                 <w:lang w:bidi="ta-IN"/>
               </w:rPr>
-              <w:lastRenderedPageBreak/>
               <w:t>ஸவித்</w:t>
             </w:r>
             <w:r>
@@ -7632,7 +7559,6 @@
                 <w:cs/>
                 <w:lang w:bidi="ta-IN"/>
               </w:rPr>
-              <w:lastRenderedPageBreak/>
               <w:t>உத்</w:t>
             </w:r>
             <w:r>
@@ -8183,6 +8109,7 @@
                 <w:cs/>
                 <w:lang w:bidi="ta-IN"/>
               </w:rPr>
+              <w:lastRenderedPageBreak/>
               <w:t>ஸ</w:t>
             </w:r>
             <w:r>
@@ -8418,6 +8345,7 @@
                 <w:cs/>
                 <w:lang w:bidi="ta-IN"/>
               </w:rPr>
+              <w:lastRenderedPageBreak/>
               <w:t>ஸ</w:t>
             </w:r>
             <w:r>
@@ -8594,6 +8522,7 @@
                 <w:cs/>
                 <w:lang w:bidi="ta-IN"/>
               </w:rPr>
+              <w:lastRenderedPageBreak/>
               <w:t>ஸ</w:t>
             </w:r>
             <w:r>
@@ -8892,6 +8821,7 @@
                 <w:sz w:val="28"/>
                 <w:szCs w:val="32"/>
               </w:rPr>
+              <w:lastRenderedPageBreak/>
               <w:t>T.S.6.5.8.2 – Kramam</w:t>
             </w:r>
           </w:p>
@@ -10787,7 +10717,6 @@
                 <w:sz w:val="28"/>
                 <w:szCs w:val="32"/>
               </w:rPr>
-              <w:lastRenderedPageBreak/>
               <w:t>T.S.6.5.8.5 – Kramam</w:t>
             </w:r>
           </w:p>
@@ -12096,6 +12025,7 @@
                 <w:sz w:val="28"/>
                 <w:szCs w:val="32"/>
               </w:rPr>
+              <w:lastRenderedPageBreak/>
               <w:t>T.S.6.5.11.4 – Kramam</w:t>
             </w:r>
           </w:p>
